--- a/data/revised_2026-10_full/tracked/v2/Core_Mathematics/SS1.2_Indices_and_Logarithms/Core_Mathematics_Indices_and_Logarithms_FinalExplanation_TRACKED.docx
+++ b/data/revised_2026-10_full/tracked/v2/Core_Mathematics/SS1.2_Indices_and_Logarithms/Core_Mathematics_Indices_and_Logarithms_FinalExplanation_TRACKED.docx
@@ -797,7 +797,7 @@
               </w:rPr>
               <w:t xml:space="preserve">(a) State the definition of the common logarithm in terms of a power of 10. (b) Use the definition to write log₁₀ 1,000 and log₁₀ 0.01 as numbers, and explain how the second connects to the pH of lemon juice, where [H⁺] = 10⁻² mol/L. (c) Without using the table, state the characteristic of log₁₀ 3,500 and justify it using powers of 10. (d) Explain, with reference to the definition, what the antilogarithm of 7.2304 means and why the antilog table is really a table of powers of 10. Name the four steps for finding an antilogarithm from a table, using the </w:t>
             </w:r>
-            <w:del w:id="9001" w:author="Claude (AI) - proposed" w:date="2026-10-15T20:13:45Z">
+            <w:del w:id="9001" w:author="Claude (AI) - proposed" w:date="2026-10-18T00:27:14Z">
               <w:r>
                 <w:rPr>
                   <w:rFonts w:ascii="Arial" w:cs="Arial" w:eastAsia="Arial" w:hAnsi="Arial"/>
@@ -812,7 +812,7 @@
                 <w:delText xml:space="preserve">M-Pesa</w:delText>
               </w:r>
             </w:del>
-            <w:ins w:id="9002" w:author="Claude (AI) - proposed" w:date="2026-10-15T20:13:45Z">
+            <w:ins w:id="9002" w:author="Claude (AI) - proposed" w:date="2026-10-18T00:27:14Z">
               <w:r>
                 <w:rPr>
                   <w:rFonts w:ascii="Arial" w:cs="Arial" w:eastAsia="Arial" w:hAnsi="Arial"/>
@@ -840,7 +840,7 @@
               </w:rPr>
               <w:t xml:space="preserve"> figure of about 17,000,000 </w:t>
             </w:r>
-            <w:ins w:id="9003" w:author="Claude (AI) - proposed" w:date="2026-10-15T20:13:45Z">
+            <w:ins w:id="9003" w:author="Claude (AI) - proposed" w:date="2026-10-18T00:27:14Z">
               <w:r>
                 <w:rPr>
                   <w:rFonts w:ascii="Arial" w:cs="Arial" w:eastAsia="Arial" w:hAnsi="Arial"/>
@@ -1134,7 +1134,7 @@
               </w:rPr>
               <w:t xml:space="preserve">(a) A member of the Kericho Tea Growers SACCO borrows Ksh 50,000 at 4.5% compound interest per annum. The amount after 12 years is 50,000 × 1.045¹². Use the power law of logarithms and the table value log 1.045 = 0.0191 to find the amount owed, to the nearest hundred shillings</w:t>
             </w:r>
-            <w:ins w:id="9004" w:author="Claude (AI) - proposed" w:date="2026-10-15T20:13:45Z">
+            <w:ins w:id="9004" w:author="Claude (AI) - proposed" w:date="2026-10-18T00:27:14Z">
               <w:r>
                 <w:rPr>
                   <w:rFonts w:ascii="Arial" w:cs="Arial" w:eastAsia="Arial" w:hAnsi="Arial"/>
@@ -1453,7 +1453,7 @@
               <w:spacing w:after="40" w:before="0"/>
               <w:jc w:val="left"/>
             </w:pPr>
-            <w:ins w:id="9005" w:author="Claude (AI) - proposed" w:date="2026-10-15T20:13:45Z">
+            <w:ins w:id="9005" w:author="Claude (AI) - proposed" w:date="2026-10-18T00:27:14Z">
               <w:r>
                 <w:rPr>
                   <w:rFonts w:ascii="Arial" w:cs="Arial" w:eastAsia="Arial" w:hAnsi="Arial"/>
@@ -1501,7 +1501,7 @@
               <w:spacing w:after="40" w:before="0"/>
               <w:jc w:val="left"/>
             </w:pPr>
-            <w:ins w:id="9006" w:author="Claude (AI) - proposed" w:date="2026-10-15T20:13:45Z">
+            <w:ins w:id="9006" w:author="Claude (AI) - proposed" w:date="2026-10-18T00:27:14Z">
               <w:r>
                 <w:rPr>
                   <w:rFonts w:ascii="Arial" w:cs="Arial" w:eastAsia="Arial" w:hAnsi="Arial"/>
@@ -1549,7 +1549,7 @@
               <w:spacing w:after="40" w:before="0"/>
               <w:jc w:val="left"/>
             </w:pPr>
-            <w:ins w:id="9007" w:author="Claude (AI) - proposed" w:date="2026-10-15T20:13:45Z">
+            <w:ins w:id="9007" w:author="Claude (AI) - proposed" w:date="2026-10-18T00:27:14Z">
               <w:r>
                 <w:rPr>
                   <w:rFonts w:ascii="Arial" w:cs="Arial" w:eastAsia="Arial" w:hAnsi="Arial"/>
@@ -1632,7 +1632,7 @@
               <w:spacing w:after="40" w:before="0"/>
               <w:jc w:val="left"/>
             </w:pPr>
-            <w:ins w:id="9008" w:author="Claude (AI) - proposed" w:date="2026-10-15T20:13:45Z">
+            <w:ins w:id="9008" w:author="Claude (AI) - proposed" w:date="2026-10-18T00:27:14Z">
               <w:r>
                 <w:rPr>
                   <w:rFonts w:ascii="Arial" w:cs="Arial" w:eastAsia="Arial" w:hAnsi="Arial"/>
@@ -1680,7 +1680,7 @@
               <w:spacing w:after="40" w:before="0"/>
               <w:jc w:val="left"/>
             </w:pPr>
-            <w:ins w:id="9009" w:author="Claude (AI) - proposed" w:date="2026-10-15T20:13:45Z">
+            <w:ins w:id="9009" w:author="Claude (AI) - proposed" w:date="2026-10-18T00:27:14Z">
               <w:r>
                 <w:rPr>
                   <w:rFonts w:ascii="Arial" w:cs="Arial" w:eastAsia="Arial" w:hAnsi="Arial"/>
@@ -1728,7 +1728,7 @@
               <w:spacing w:after="40" w:before="0"/>
               <w:jc w:val="left"/>
             </w:pPr>
-            <w:ins w:id="9010" w:author="Claude (AI) - proposed" w:date="2026-10-15T20:13:45Z">
+            <w:ins w:id="9010" w:author="Claude (AI) - proposed" w:date="2026-10-18T00:27:14Z">
               <w:r>
                 <w:rPr>
                   <w:rFonts w:ascii="Arial" w:cs="Arial" w:eastAsia="Arial" w:hAnsi="Arial"/>
@@ -1811,7 +1811,7 @@
               <w:spacing w:after="40" w:before="0"/>
               <w:jc w:val="left"/>
             </w:pPr>
-            <w:ins w:id="9011" w:author="Claude (AI) - proposed" w:date="2026-10-15T20:13:45Z">
+            <w:ins w:id="9011" w:author="Claude (AI) - proposed" w:date="2026-10-18T00:27:14Z">
               <w:r>
                 <w:rPr>
                   <w:rFonts w:ascii="Arial" w:cs="Arial" w:eastAsia="Arial" w:hAnsi="Arial"/>
@@ -1859,7 +1859,7 @@
               <w:spacing w:after="40" w:before="0"/>
               <w:jc w:val="left"/>
             </w:pPr>
-            <w:ins w:id="9012" w:author="Claude (AI) - proposed" w:date="2026-10-15T20:13:45Z">
+            <w:ins w:id="9012" w:author="Claude (AI) - proposed" w:date="2026-10-18T00:27:14Z">
               <w:r>
                 <w:rPr>
                   <w:rFonts w:ascii="Arial" w:cs="Arial" w:eastAsia="Arial" w:hAnsi="Arial"/>
@@ -1907,7 +1907,7 @@
               <w:spacing w:after="40" w:before="0"/>
               <w:jc w:val="left"/>
             </w:pPr>
-            <w:ins w:id="9013" w:author="Claude (AI) - proposed" w:date="2026-10-15T20:13:45Z">
+            <w:ins w:id="9013" w:author="Claude (AI) - proposed" w:date="2026-10-18T00:27:14Z">
               <w:r>
                 <w:rPr>
                   <w:rFonts w:ascii="Arial" w:cs="Arial" w:eastAsia="Arial" w:hAnsi="Arial"/>
@@ -1990,7 +1990,7 @@
               <w:spacing w:after="40" w:before="0"/>
               <w:jc w:val="left"/>
             </w:pPr>
-            <w:ins w:id="9014" w:author="Claude (AI) - proposed" w:date="2026-10-15T20:13:45Z">
+            <w:ins w:id="9014" w:author="Claude (AI) - proposed" w:date="2026-10-18T00:27:14Z">
               <w:r>
                 <w:rPr>
                   <w:rFonts w:ascii="Arial" w:cs="Arial" w:eastAsia="Arial" w:hAnsi="Arial"/>
@@ -2038,7 +2038,7 @@
               <w:spacing w:after="40" w:before="0"/>
               <w:jc w:val="left"/>
             </w:pPr>
-            <w:ins w:id="9015" w:author="Claude (AI) - proposed" w:date="2026-10-15T20:13:45Z">
+            <w:ins w:id="9015" w:author="Claude (AI) - proposed" w:date="2026-10-18T00:27:14Z">
               <w:r>
                 <w:rPr>
                   <w:rFonts w:ascii="Arial" w:cs="Arial" w:eastAsia="Arial" w:hAnsi="Arial"/>
@@ -2086,7 +2086,7 @@
               <w:spacing w:after="40" w:before="0"/>
               <w:jc w:val="left"/>
             </w:pPr>
-            <w:ins w:id="9016" w:author="Claude (AI) - proposed" w:date="2026-10-15T20:13:45Z">
+            <w:ins w:id="9016" w:author="Claude (AI) - proposed" w:date="2026-10-18T00:27:14Z">
               <w:r>
                 <w:rPr>
                   <w:rFonts w:ascii="Arial" w:cs="Arial" w:eastAsia="Arial" w:hAnsi="Arial"/>
@@ -2236,7 +2236,7 @@
         </w:rPr>
         <w:t xml:space="preserve">© 2026 SeaVuria and ARES. This work is licensed under a </w:t>
       </w:r>
-      <w:hyperlink w:history="1" r:id="rIdqzwljoxcd1bfs7ntyizj4">
+      <w:hyperlink w:history="1" r:id="rIdnja8wqoz8qf2edm19vgta">
         <w:r>
           <w:rPr>
             <w:rFonts w:ascii="Arial" w:cs="Arial" w:eastAsia="Arial" w:hAnsi="Arial"/>
@@ -2256,7 +2256,7 @@
         </w:rPr>
         <w:t xml:space="preserve"> (</w:t>
       </w:r>
-      <w:hyperlink w:history="1" r:id="rIdiexaae29tf0o4sroil6gc">
+      <w:hyperlink w:history="1" r:id="rIdhabpky9dn0okjxaca3epc">
         <w:r>
           <w:rPr>
             <w:rFonts w:ascii="Arial" w:cs="Arial" w:eastAsia="Arial" w:hAnsi="Arial"/>
@@ -2276,7 +2276,7 @@
         </w:rPr>
         <w:t xml:space="preserve">). To view a copy of this license, visit </w:t>
       </w:r>
-      <w:hyperlink w:history="1" r:id="rIdawcb7bg6-l8xxclfuvzhq">
+      <w:hyperlink w:history="1" r:id="rIdkbns18kxww9i3z0dqrc-m">
         <w:r>
           <w:rPr>
             <w:rFonts w:ascii="Arial" w:cs="Arial" w:eastAsia="Arial" w:hAnsi="Arial"/>
